--- a/sourse/Другой стек/БД/BD2/Черникова_2.docx
+++ b/sourse/Другой стек/БД/BD2/Черникова_2.docx
@@ -449,27 +449,6 @@
           <w:rFonts w:ascii="Times New Roman" w:eastAsia="Times New Roman" w:hAnsi="Times New Roman" w:cs="Times New Roman"/>
           <w:szCs w:val="28"/>
         </w:rPr>
-        <w:t>51</w:t>
-      </w:r>
-      <w:r>
-        <w:rPr>
-          <w:rFonts w:ascii="Times New Roman" w:eastAsia="Times New Roman" w:hAnsi="Times New Roman" w:cs="Times New Roman"/>
-          <w:szCs w:val="28"/>
-        </w:rPr>
-        <w:t>31001/20003:</w:t>
-      </w:r>
-      <w:r>
-        <w:rPr>
-          <w:rFonts w:ascii="Times New Roman" w:eastAsia="Times New Roman" w:hAnsi="Times New Roman" w:cs="Times New Roman"/>
-          <w:szCs w:val="28"/>
-        </w:rPr>
-        <w:tab/>
-      </w:r>
-      <w:r>
-        <w:rPr>
-          <w:rFonts w:ascii="Times New Roman" w:eastAsia="Times New Roman" w:hAnsi="Times New Roman" w:cs="Times New Roman"/>
-          <w:szCs w:val="28"/>
-        </w:rPr>
         <w:tab/>
       </w:r>
       <w:r>
@@ -633,20 +612,6 @@
           <w:rFonts w:ascii="Times New Roman" w:eastAsia="Times New Roman" w:hAnsi="Times New Roman" w:cs="Times New Roman"/>
           <w:szCs w:val="28"/>
         </w:rPr>
-        <w:t>ассистент</w:t>
-      </w:r>
-      <w:r>
-        <w:rPr>
-          <w:rFonts w:ascii="Times New Roman" w:eastAsia="Times New Roman" w:hAnsi="Times New Roman" w:cs="Times New Roman"/>
-          <w:szCs w:val="28"/>
-        </w:rPr>
-        <w:t>:</w:t>
-      </w:r>
-      <w:r>
-        <w:rPr>
-          <w:rFonts w:ascii="Times New Roman" w:eastAsia="Times New Roman" w:hAnsi="Times New Roman" w:cs="Times New Roman"/>
-          <w:szCs w:val="28"/>
-        </w:rPr>
         <w:tab/>
       </w:r>
       <w:r>
@@ -698,41 +663,6 @@
           <w:szCs w:val="28"/>
         </w:rPr>
         <w:t xml:space="preserve">             </w:t>
-      </w:r>
-      <w:r>
-        <w:rPr>
-          <w:rFonts w:ascii="Times New Roman" w:eastAsia="Times New Roman" w:hAnsi="Times New Roman" w:cs="Times New Roman"/>
-          <w:szCs w:val="28"/>
-        </w:rPr>
-        <w:t>Горецкий</w:t>
-      </w:r>
-      <w:r>
-        <w:rPr>
-          <w:rFonts w:ascii="Times New Roman" w:eastAsia="Times New Roman" w:hAnsi="Times New Roman" w:cs="Times New Roman"/>
-          <w:szCs w:val="28"/>
-        </w:rPr>
-        <w:t xml:space="preserve"> </w:t>
-      </w:r>
-      <w:r>
-        <w:rPr>
-          <w:rFonts w:ascii="Times New Roman" w:eastAsia="Times New Roman" w:hAnsi="Times New Roman" w:cs="Times New Roman"/>
-          <w:szCs w:val="28"/>
-        </w:rPr>
-        <w:t>И</w:t>
-      </w:r>
-      <w:r>
-        <w:rPr>
-          <w:rFonts w:ascii="Times New Roman" w:eastAsia="Times New Roman" w:hAnsi="Times New Roman" w:cs="Times New Roman"/>
-          <w:szCs w:val="28"/>
-        </w:rPr>
-        <w:t>.</w:t>
-      </w:r>
-      <w:r>
-        <w:rPr>
-          <w:rFonts w:ascii="Times New Roman" w:eastAsia="Times New Roman" w:hAnsi="Times New Roman" w:cs="Times New Roman"/>
-          <w:szCs w:val="28"/>
-        </w:rPr>
-        <w:t>А</w:t>
       </w:r>
       <w:r>
         <w:rPr>
@@ -1153,7 +1083,6 @@
           <w:sz w:val="28"/>
           <w:szCs w:val="28"/>
         </w:rPr>
-        <w:lastRenderedPageBreak/>
         <w:t>3</w:t>
       </w:r>
       <w:r>
@@ -1273,72 +1202,154 @@
           <w:szCs w:val="28"/>
         </w:rPr>
       </w:pPr>
-      <w:r>
-        <w:rPr>
-          <w:rFonts w:eastAsia="Times New Roman" w:cstheme="majorHAnsi"/>
-          <w:szCs w:val="28"/>
-        </w:rPr>
-        <w:t>MongoDB обеспечивает высокую производительность при хранении большого количества однотипных, но не строго структурированных документов, поскольку данные хранятся целиком и не требуют жёсткой схемы. Это делает её эффективной для логов, телеметрии и событий.</w:t>
-      </w:r>
-    </w:p>
-    <w:p>
-      <w:pPr>
-        <w:rPr>
-          <w:rFonts w:eastAsia="Times New Roman" w:cstheme="majorHAnsi"/>
-          <w:szCs w:val="28"/>
-        </w:rPr>
-      </w:pPr>
-      <w:r>
-        <w:rPr>
-          <w:rFonts w:eastAsia="Times New Roman" w:cstheme="majorHAnsi"/>
-          <w:szCs w:val="28"/>
-        </w:rPr>
-        <w:t>Быстрый доступ достигается при работе по заранее известным полям поиска, так как индексы позволяют выполнять выборки без полного сканирования коллекции. Оптимизация достигается за счёт B-tree индексов и покрывающих индексов.</w:t>
-      </w:r>
-    </w:p>
-    <w:p>
-      <w:pPr>
-        <w:rPr>
-          <w:rFonts w:eastAsia="Times New Roman" w:cstheme="majorHAnsi"/>
-          <w:szCs w:val="28"/>
-        </w:rPr>
-      </w:pPr>
-      <w:r>
-        <w:rPr>
-          <w:rFonts w:eastAsia="Times New Roman" w:cstheme="majorHAnsi"/>
-          <w:szCs w:val="28"/>
-        </w:rPr>
-        <w:t>При денормализованной структуре все нужные данные находятся в одном документе, что исключает операции соединения и снижает нагрузку на диск. Такая модель хорошо подходит для сущностей, которые логически читаются целиком.</w:t>
-      </w:r>
-    </w:p>
-    <w:p>
-      <w:pPr>
-        <w:rPr>
-          <w:rFonts w:eastAsia="Times New Roman" w:cstheme="majorHAnsi"/>
-          <w:szCs w:val="28"/>
-        </w:rPr>
-      </w:pPr>
-      <w:r>
-        <w:rPr>
-          <w:rFonts w:eastAsia="Times New Roman" w:cstheme="majorHAnsi"/>
-          <w:szCs w:val="28"/>
-        </w:rPr>
-        <w:t>Высокая скорость массовой вставки обеспечивается внутренним журналированием и архитектурой WiredTiger, что делает обработку потоковых данных особо эффективной. Это подходит для сценариев с постоянным поступлением событий.</w:t>
-      </w:r>
-    </w:p>
-    <w:p>
-      <w:pPr>
-        <w:rPr>
-          <w:rFonts w:eastAsia="Times New Roman" w:cstheme="majorHAnsi"/>
-          <w:szCs w:val="28"/>
-        </w:rPr>
-      </w:pPr>
-      <w:r>
-        <w:rPr>
-          <w:rFonts w:eastAsia="Times New Roman" w:cstheme="majorHAnsi"/>
-          <w:szCs w:val="28"/>
-        </w:rPr>
-        <w:t>MongoDB хорошо масштабируется горизонтально благодаря механизму шардирования, который распределяет данные между несколькими узлами. Это позволяет поддерживать высокую производительность при увеличении нагрузки и объёма данных.</w:t>
+      <w:proofErr w:type="spellStart"/>
+      <w:r>
+        <w:rPr>
+          <w:rFonts w:eastAsia="Times New Roman" w:cstheme="majorHAnsi"/>
+          <w:szCs w:val="28"/>
+        </w:rPr>
+        <w:t>MongoDB</w:t>
+      </w:r>
+      <w:proofErr w:type="spellEnd"/>
+      <w:r>
+        <w:rPr>
+          <w:rFonts w:eastAsia="Times New Roman" w:cstheme="majorHAnsi"/>
+          <w:szCs w:val="28"/>
+        </w:rPr>
+        <w:t xml:space="preserve"> обеспечивает высокую производительность при хранении большого количества однотипных, но не строго структурированных документов, поскольку данные хранятся целиком и не требуют жёсткой схемы. Это делает её эффективной для логов, телеметрии и событий.</w:t>
+      </w:r>
+    </w:p>
+    <w:p>
+      <w:pPr>
+        <w:rPr>
+          <w:rFonts w:eastAsia="Times New Roman" w:cstheme="majorHAnsi"/>
+          <w:szCs w:val="28"/>
+        </w:rPr>
+      </w:pPr>
+      <w:r>
+        <w:rPr>
+          <w:rFonts w:eastAsia="Times New Roman" w:cstheme="majorHAnsi"/>
+          <w:szCs w:val="28"/>
+        </w:rPr>
+        <w:t>Быстрый доступ достигается при работе по заранее известным полям поиска, так как индексы позволяют выполнять выборки без полного сканирования коллекции. Оптимизация достигается за счёт B-</w:t>
+      </w:r>
+      <w:proofErr w:type="spellStart"/>
+      <w:r>
+        <w:rPr>
+          <w:rFonts w:eastAsia="Times New Roman" w:cstheme="majorHAnsi"/>
+          <w:szCs w:val="28"/>
+        </w:rPr>
+        <w:t>tree</w:t>
+      </w:r>
+      <w:proofErr w:type="spellEnd"/>
+      <w:r>
+        <w:rPr>
+          <w:rFonts w:eastAsia="Times New Roman" w:cstheme="majorHAnsi"/>
+          <w:szCs w:val="28"/>
+        </w:rPr>
+        <w:t xml:space="preserve"> индексов и покрывающих индексов.</w:t>
+      </w:r>
+    </w:p>
+    <w:p>
+      <w:pPr>
+        <w:rPr>
+          <w:rFonts w:eastAsia="Times New Roman" w:cstheme="majorHAnsi"/>
+          <w:szCs w:val="28"/>
+        </w:rPr>
+      </w:pPr>
+      <w:r>
+        <w:rPr>
+          <w:rFonts w:eastAsia="Times New Roman" w:cstheme="majorHAnsi"/>
+          <w:szCs w:val="28"/>
+        </w:rPr>
+        <w:t xml:space="preserve">При </w:t>
+      </w:r>
+      <w:proofErr w:type="spellStart"/>
+      <w:r>
+        <w:rPr>
+          <w:rFonts w:eastAsia="Times New Roman" w:cstheme="majorHAnsi"/>
+          <w:szCs w:val="28"/>
+        </w:rPr>
+        <w:t>денормализованной</w:t>
+      </w:r>
+      <w:proofErr w:type="spellEnd"/>
+      <w:r>
+        <w:rPr>
+          <w:rFonts w:eastAsia="Times New Roman" w:cstheme="majorHAnsi"/>
+          <w:szCs w:val="28"/>
+        </w:rPr>
+        <w:t xml:space="preserve"> структуре все нужные данные находятся в одном документе, что исключает операции соединения и снижает нагрузку на диск. Такая модель хорошо подходит для сущностей, которые логически читаются целиком.</w:t>
+      </w:r>
+    </w:p>
+    <w:p>
+      <w:pPr>
+        <w:rPr>
+          <w:rFonts w:eastAsia="Times New Roman" w:cstheme="majorHAnsi"/>
+          <w:szCs w:val="28"/>
+        </w:rPr>
+      </w:pPr>
+      <w:r>
+        <w:rPr>
+          <w:rFonts w:eastAsia="Times New Roman" w:cstheme="majorHAnsi"/>
+          <w:szCs w:val="28"/>
+        </w:rPr>
+        <w:t xml:space="preserve">Высокая скорость массовой вставки обеспечивается внутренним журналированием и архитектурой </w:t>
+      </w:r>
+      <w:proofErr w:type="spellStart"/>
+      <w:r>
+        <w:rPr>
+          <w:rFonts w:eastAsia="Times New Roman" w:cstheme="majorHAnsi"/>
+          <w:szCs w:val="28"/>
+        </w:rPr>
+        <w:t>WiredTiger</w:t>
+      </w:r>
+      <w:proofErr w:type="spellEnd"/>
+      <w:r>
+        <w:rPr>
+          <w:rFonts w:eastAsia="Times New Roman" w:cstheme="majorHAnsi"/>
+          <w:szCs w:val="28"/>
+        </w:rPr>
+        <w:t>, что делает обработку потоковых данных особо эффективной. Это подходит для сценариев с постоянным поступлением событий.</w:t>
+      </w:r>
+    </w:p>
+    <w:p>
+      <w:pPr>
+        <w:rPr>
+          <w:rFonts w:eastAsia="Times New Roman" w:cstheme="majorHAnsi"/>
+          <w:szCs w:val="28"/>
+        </w:rPr>
+      </w:pPr>
+      <w:proofErr w:type="spellStart"/>
+      <w:r>
+        <w:rPr>
+          <w:rFonts w:eastAsia="Times New Roman" w:cstheme="majorHAnsi"/>
+          <w:szCs w:val="28"/>
+        </w:rPr>
+        <w:t>MongoDB</w:t>
+      </w:r>
+      <w:proofErr w:type="spellEnd"/>
+      <w:r>
+        <w:rPr>
+          <w:rFonts w:eastAsia="Times New Roman" w:cstheme="majorHAnsi"/>
+          <w:szCs w:val="28"/>
+        </w:rPr>
+        <w:t xml:space="preserve"> хорошо масштабируется горизонтально благодаря механизму </w:t>
+      </w:r>
+      <w:proofErr w:type="spellStart"/>
+      <w:r>
+        <w:rPr>
+          <w:rFonts w:eastAsia="Times New Roman" w:cstheme="majorHAnsi"/>
+          <w:szCs w:val="28"/>
+        </w:rPr>
+        <w:t>шардирования</w:t>
+      </w:r>
+      <w:proofErr w:type="spellEnd"/>
+      <w:r>
+        <w:rPr>
+          <w:rFonts w:eastAsia="Times New Roman" w:cstheme="majorHAnsi"/>
+          <w:szCs w:val="28"/>
+        </w:rPr>
+        <w:t>, который распределяет данные между несколькими узлами. Это позволяет поддерживать высокую производительность при увеличении нагрузки и объёма данных.</w:t>
       </w:r>
     </w:p>
     <w:p>
@@ -1356,8 +1367,13 @@
         </w:rPr>
         <w:br/>
       </w:r>
-      <w:r>
-        <w:t>MongoDB достигает высокой производительности благодаря документной модели BSON, где связанные данные хранятся в одном документе. Это исключает дорогостоящие JOIN-операции, так как все необходимые поля извлекаются за одно обращение к диску. Например, профиль пользователя с историей заказов читается за одну операцию, а не из 5-10 связанных таблиц.</w:t>
+      <w:proofErr w:type="spellStart"/>
+      <w:r>
+        <w:t>MongoDB</w:t>
+      </w:r>
+      <w:proofErr w:type="spellEnd"/>
+      <w:r>
+        <w:t xml:space="preserve"> достигает высокой производительности благодаря документной модели BSON, где связанные данные хранятся в одном документе. Это исключает дорогостоящие JOIN-операции, так как все необходимые поля извлекаются за одно обращение к диску. Например, профиль пользователя с историей заказов читается за одну операцию, а не из 5-10 связанных таблиц.</w:t>
       </w:r>
     </w:p>
     <w:p>
@@ -1366,12 +1382,51 @@
           <w:b/>
           <w:bCs/>
         </w:rPr>
-        <w:lastRenderedPageBreak/>
         <w:t>Индексация</w:t>
       </w:r>
       <w:r>
         <w:br/>
-        <w:t>Производительность обеспечивается B-деревьями, которые сокращают сложность поиска с O(n) до O(log n). MongoDB поддерживает B-tree, составные, уникальные, TTL, геопространственные (2dsphere), текстовые, хэш-индексы, многоключевые (для массивов), частичные и покрывающие индексы. Частичные индексы индексируют только документы, удовлетворяющие условию фильтра, что снижает расход дискового пространства и ускоряет операции записи. Индексы для покрывающих запросов позволяют выполнять запросы, используя только данные из индекса без обращения к самим документам, что значительно ускоряет выполнение запросов.</w:t>
+        <w:t>Производительность обеспечивается B-деревьями, которые сокращают сложность поиска с O(n) до O(</w:t>
+      </w:r>
+      <w:proofErr w:type="spellStart"/>
+      <w:r>
+        <w:t>log</w:t>
+      </w:r>
+      <w:proofErr w:type="spellEnd"/>
+      <w:r>
+        <w:t xml:space="preserve"> n). </w:t>
+      </w:r>
+      <w:proofErr w:type="spellStart"/>
+      <w:r>
+        <w:t>MongoDB</w:t>
+      </w:r>
+      <w:proofErr w:type="spellEnd"/>
+      <w:r>
+        <w:t xml:space="preserve"> поддерживает B-</w:t>
+      </w:r>
+      <w:proofErr w:type="spellStart"/>
+      <w:r>
+        <w:t>tree</w:t>
+      </w:r>
+      <w:proofErr w:type="spellEnd"/>
+      <w:r>
+        <w:t xml:space="preserve">, составные, уникальные, TTL, </w:t>
+      </w:r>
+      <w:proofErr w:type="spellStart"/>
+      <w:r>
+        <w:t>геопространственные</w:t>
+      </w:r>
+      <w:proofErr w:type="spellEnd"/>
+      <w:r>
+        <w:t xml:space="preserve"> (2dsphere), текстовые, хэш-индексы, </w:t>
+      </w:r>
+      <w:proofErr w:type="spellStart"/>
+      <w:r>
+        <w:t>многоключевые</w:t>
+      </w:r>
+      <w:proofErr w:type="spellEnd"/>
+      <w:r>
+        <w:t xml:space="preserve"> (для массивов), частичные и покрывающие индексы. Частичные индексы индексируют только документы, удовлетворяющие условию фильтра, что снижает расход дискового пространства и ускоряет операции записи. Индексы для покрывающих запросов позволяют выполнять запросы, используя только данные из индекса без обращения к самим документам, что значительно ускоряет выполнение запросов.</w:t>
       </w:r>
     </w:p>
     <w:p>
@@ -1384,7 +1439,31 @@
       </w:r>
       <w:r>
         <w:br/>
-        <w:t>Отсутствие строгой схемы позволяет адаптировать структуру данных без downtime. При добавлении поля "last_login" новым документам оно присваивается immediately, а старые документы обрабатываются лениво при обращении. Это дает 40-60% экономии времени на миграциях по сравнению с ALTER TABLE в SQL.</w:t>
+        <w:t xml:space="preserve">Отсутствие строгой схемы позволяет адаптировать структуру данных без </w:t>
+      </w:r>
+      <w:proofErr w:type="spellStart"/>
+      <w:r>
+        <w:t>downtime</w:t>
+      </w:r>
+      <w:proofErr w:type="spellEnd"/>
+      <w:r>
+        <w:t>. При добавлении поля "</w:t>
+      </w:r>
+      <w:proofErr w:type="spellStart"/>
+      <w:r>
+        <w:t>last_login</w:t>
+      </w:r>
+      <w:proofErr w:type="spellEnd"/>
+      <w:r>
+        <w:t xml:space="preserve">" новым документам оно присваивается </w:t>
+      </w:r>
+      <w:proofErr w:type="spellStart"/>
+      <w:r>
+        <w:t>immediately</w:t>
+      </w:r>
+      <w:proofErr w:type="spellEnd"/>
+      <w:r>
+        <w:t>, а старые документы обрабатываются лениво при обращении. Это дает 40-60% экономии времени на миграциях по сравнению с ALTER TABLE в SQL.</w:t>
       </w:r>
     </w:p>
     <w:p>
@@ -1397,10 +1476,83 @@
       </w:r>
       <w:r>
         <w:br/>
-        <w:t>Покрывающие индексы (covering indexes) типа db.orders.createIndex({status: 1, created: -1}) для запроса db.orders.find({status: "paid"}, {created: 1}) выполняются полностью в RAM, без чтения данных с диска. Это ускоряет выборки в 5-7 раз за счет работы только с индексом.</w:t>
-      </w:r>
-    </w:p>
-    <w:p>
+        <w:t>Покрывающие индексы (</w:t>
+      </w:r>
+      <w:proofErr w:type="spellStart"/>
+      <w:r>
+        <w:t>covering</w:t>
+      </w:r>
+      <w:proofErr w:type="spellEnd"/>
+      <w:r>
+        <w:t xml:space="preserve"> </w:t>
+      </w:r>
+      <w:proofErr w:type="spellStart"/>
+      <w:r>
+        <w:t>indexes</w:t>
+      </w:r>
+      <w:proofErr w:type="spellEnd"/>
+      <w:r>
+        <w:t>) типа </w:t>
+      </w:r>
+      <w:proofErr w:type="spellStart"/>
+      <w:r>
+        <w:t>db.orders.createIndex</w:t>
+      </w:r>
+      <w:proofErr w:type="spellEnd"/>
+      <w:r>
+        <w:t>({</w:t>
+      </w:r>
+      <w:proofErr w:type="spellStart"/>
+      <w:r>
+        <w:t>status</w:t>
+      </w:r>
+      <w:proofErr w:type="spellEnd"/>
+      <w:r>
+        <w:t xml:space="preserve">: 1, </w:t>
+      </w:r>
+      <w:proofErr w:type="spellStart"/>
+      <w:r>
+        <w:t>created</w:t>
+      </w:r>
+      <w:proofErr w:type="spellEnd"/>
+      <w:r>
+        <w:t>: -1}) для запроса </w:t>
+      </w:r>
+      <w:proofErr w:type="spellStart"/>
+      <w:r>
+        <w:t>db.orders.find</w:t>
+      </w:r>
+      <w:proofErr w:type="spellEnd"/>
+      <w:r>
+        <w:t>({</w:t>
+      </w:r>
+      <w:proofErr w:type="spellStart"/>
+      <w:r>
+        <w:t>status</w:t>
+      </w:r>
+      <w:proofErr w:type="spellEnd"/>
+      <w:r>
+        <w:t>: "</w:t>
+      </w:r>
+      <w:proofErr w:type="spellStart"/>
+      <w:r>
+        <w:t>paid</w:t>
+      </w:r>
+      <w:proofErr w:type="spellEnd"/>
+      <w:r>
+        <w:t>"}, {</w:t>
+      </w:r>
+      <w:proofErr w:type="spellStart"/>
+      <w:r>
+        <w:t>created</w:t>
+      </w:r>
+      <w:proofErr w:type="spellEnd"/>
+      <w:r>
+        <w:t>: 1}) выполняются полностью в RAM, без чтения данных с диска. Это ускоряет выборки в 5-7 раз за счет работы только с индексом.</w:t>
+      </w:r>
+    </w:p>
+    <w:p>
+      <w:proofErr w:type="spellStart"/>
       <w:r>
         <w:rPr>
           <w:b/>
@@ -1408,9 +1560,50 @@
         </w:rPr>
         <w:t>Шардирование</w:t>
       </w:r>
+      <w:proofErr w:type="spellEnd"/>
       <w:r>
         <w:br/>
-        <w:t>Горизонтальное масштабирование через шарды на основе диапазонов или хеша распределяет нагрузку. Например, шард A хранит пользователей A-L, шард B - M-Z. Это дает линейный рост производительности: 3 шарда обрабатывают ~3x больше операций чем 1, при равномерном распределении данных.</w:t>
+        <w:t xml:space="preserve">Горизонтальное масштабирование через </w:t>
+      </w:r>
+      <w:proofErr w:type="spellStart"/>
+      <w:r>
+        <w:t>шарды</w:t>
+      </w:r>
+      <w:proofErr w:type="spellEnd"/>
+      <w:r>
+        <w:t xml:space="preserve"> на основе диапазонов или </w:t>
+      </w:r>
+      <w:proofErr w:type="spellStart"/>
+      <w:r>
+        <w:t>хеша</w:t>
+      </w:r>
+      <w:proofErr w:type="spellEnd"/>
+      <w:r>
+        <w:t xml:space="preserve"> распределяет нагрузку. Например, </w:t>
+      </w:r>
+      <w:proofErr w:type="spellStart"/>
+      <w:r>
+        <w:t>шард</w:t>
+      </w:r>
+      <w:proofErr w:type="spellEnd"/>
+      <w:r>
+        <w:t xml:space="preserve"> A хранит пользователей A-L, </w:t>
+      </w:r>
+      <w:proofErr w:type="spellStart"/>
+      <w:r>
+        <w:t>шард</w:t>
+      </w:r>
+      <w:proofErr w:type="spellEnd"/>
+      <w:r>
+        <w:t xml:space="preserve"> B - M-Z. Это дает линейный рост производительности: 3 </w:t>
+      </w:r>
+      <w:proofErr w:type="spellStart"/>
+      <w:r>
+        <w:t>шарда</w:t>
+      </w:r>
+      <w:proofErr w:type="spellEnd"/>
+      <w:r>
+        <w:t xml:space="preserve"> обрабатывают ~3x больше операций чем 1, при равномерном распределении данных.</w:t>
       </w:r>
     </w:p>
     <w:p>
@@ -1490,7 +1683,23 @@
           <w:rFonts w:eastAsia="Times New Roman" w:cstheme="majorHAnsi"/>
           <w:szCs w:val="28"/>
         </w:rPr>
-        <w:t xml:space="preserve">В качестве данных был выбран датасет </w:t>
+        <w:t xml:space="preserve">В качестве данных был выбран </w:t>
+      </w:r>
+      <w:proofErr w:type="spellStart"/>
+      <w:r>
+        <w:rPr>
+          <w:rFonts w:eastAsia="Times New Roman" w:cstheme="majorHAnsi"/>
+          <w:szCs w:val="28"/>
+        </w:rPr>
+        <w:t>датасет</w:t>
+      </w:r>
+      <w:proofErr w:type="spellEnd"/>
+      <w:r>
+        <w:rPr>
+          <w:rFonts w:eastAsia="Times New Roman" w:cstheme="majorHAnsi"/>
+          <w:szCs w:val="28"/>
+        </w:rPr>
+        <w:t xml:space="preserve"> </w:t>
       </w:r>
       <w:r>
         <w:rPr>
@@ -1664,7 +1873,161 @@
           <w:szCs w:val="28"/>
           <w:lang w:val="en-US"/>
         </w:rPr>
-        <w:t>: timestamp, source_ip, dest_ip, protocol, action, threat_label, log_type, bytes_transferred, user_agent, request_path.</w:t>
+        <w:t xml:space="preserve">: timestamp, </w:t>
+      </w:r>
+      <w:proofErr w:type="spellStart"/>
+      <w:r>
+        <w:rPr>
+          <w:rFonts w:eastAsia="Times New Roman" w:cstheme="majorHAnsi"/>
+          <w:i/>
+          <w:iCs/>
+          <w:szCs w:val="28"/>
+          <w:lang w:val="en-US"/>
+        </w:rPr>
+        <w:t>source_ip</w:t>
+      </w:r>
+      <w:proofErr w:type="spellEnd"/>
+      <w:r>
+        <w:rPr>
+          <w:rFonts w:eastAsia="Times New Roman" w:cstheme="majorHAnsi"/>
+          <w:i/>
+          <w:iCs/>
+          <w:szCs w:val="28"/>
+          <w:lang w:val="en-US"/>
+        </w:rPr>
+        <w:t xml:space="preserve">, </w:t>
+      </w:r>
+      <w:proofErr w:type="spellStart"/>
+      <w:r>
+        <w:rPr>
+          <w:rFonts w:eastAsia="Times New Roman" w:cstheme="majorHAnsi"/>
+          <w:i/>
+          <w:iCs/>
+          <w:szCs w:val="28"/>
+          <w:lang w:val="en-US"/>
+        </w:rPr>
+        <w:t>dest_ip</w:t>
+      </w:r>
+      <w:proofErr w:type="spellEnd"/>
+      <w:r>
+        <w:rPr>
+          <w:rFonts w:eastAsia="Times New Roman" w:cstheme="majorHAnsi"/>
+          <w:i/>
+          <w:iCs/>
+          <w:szCs w:val="28"/>
+          <w:lang w:val="en-US"/>
+        </w:rPr>
+        <w:t xml:space="preserve">, protocol, action, </w:t>
+      </w:r>
+      <w:proofErr w:type="spellStart"/>
+      <w:r>
+        <w:rPr>
+          <w:rFonts w:eastAsia="Times New Roman" w:cstheme="majorHAnsi"/>
+          <w:i/>
+          <w:iCs/>
+          <w:szCs w:val="28"/>
+          <w:lang w:val="en-US"/>
+        </w:rPr>
+        <w:t>threat_label</w:t>
+      </w:r>
+      <w:proofErr w:type="spellEnd"/>
+      <w:r>
+        <w:rPr>
+          <w:rFonts w:eastAsia="Times New Roman" w:cstheme="majorHAnsi"/>
+          <w:i/>
+          <w:iCs/>
+          <w:szCs w:val="28"/>
+          <w:lang w:val="en-US"/>
+        </w:rPr>
+        <w:t xml:space="preserve">, </w:t>
+      </w:r>
+      <w:proofErr w:type="spellStart"/>
+      <w:r>
+        <w:rPr>
+          <w:rFonts w:eastAsia="Times New Roman" w:cstheme="majorHAnsi"/>
+          <w:i/>
+          <w:iCs/>
+          <w:szCs w:val="28"/>
+          <w:lang w:val="en-US"/>
+        </w:rPr>
+        <w:t>log_type</w:t>
+      </w:r>
+      <w:proofErr w:type="spellEnd"/>
+      <w:r>
+        <w:rPr>
+          <w:rFonts w:eastAsia="Times New Roman" w:cstheme="majorHAnsi"/>
+          <w:i/>
+          <w:iCs/>
+          <w:szCs w:val="28"/>
+          <w:lang w:val="en-US"/>
+        </w:rPr>
+        <w:t xml:space="preserve">, </w:t>
+      </w:r>
+      <w:proofErr w:type="spellStart"/>
+      <w:r>
+        <w:rPr>
+          <w:rFonts w:eastAsia="Times New Roman" w:cstheme="majorHAnsi"/>
+          <w:i/>
+          <w:iCs/>
+          <w:szCs w:val="28"/>
+          <w:lang w:val="en-US"/>
+        </w:rPr>
+        <w:t>bytes_transferred</w:t>
+      </w:r>
+      <w:proofErr w:type="spellEnd"/>
+      <w:r>
+        <w:rPr>
+          <w:rFonts w:eastAsia="Times New Roman" w:cstheme="majorHAnsi"/>
+          <w:i/>
+          <w:iCs/>
+          <w:szCs w:val="28"/>
+          <w:lang w:val="en-US"/>
+        </w:rPr>
+        <w:t xml:space="preserve">, </w:t>
+      </w:r>
+      <w:proofErr w:type="spellStart"/>
+      <w:r>
+        <w:rPr>
+          <w:rFonts w:eastAsia="Times New Roman" w:cstheme="majorHAnsi"/>
+          <w:i/>
+          <w:iCs/>
+          <w:szCs w:val="28"/>
+          <w:lang w:val="en-US"/>
+        </w:rPr>
+        <w:t>user_agent</w:t>
+      </w:r>
+      <w:proofErr w:type="spellEnd"/>
+      <w:r>
+        <w:rPr>
+          <w:rFonts w:eastAsia="Times New Roman" w:cstheme="majorHAnsi"/>
+          <w:i/>
+          <w:iCs/>
+          <w:szCs w:val="28"/>
+          <w:lang w:val="en-US"/>
+        </w:rPr>
+        <w:t xml:space="preserve">, </w:t>
+      </w:r>
+      <w:proofErr w:type="spellStart"/>
+      <w:r>
+        <w:rPr>
+          <w:rFonts w:eastAsia="Times New Roman" w:cstheme="majorHAnsi"/>
+          <w:i/>
+          <w:iCs/>
+          <w:szCs w:val="28"/>
+          <w:lang w:val="en-US"/>
+        </w:rPr>
+        <w:t>request_path</w:t>
+      </w:r>
+      <w:proofErr w:type="spellEnd"/>
+      <w:r>
+        <w:rPr>
+          <w:rFonts w:eastAsia="Times New Roman" w:cstheme="majorHAnsi"/>
+          <w:i/>
+          <w:iCs/>
+          <w:szCs w:val="28"/>
+          <w:lang w:val="en-US"/>
+        </w:rPr>
+        <w:t>.</w:t>
       </w:r>
       <w:r>
         <w:rPr>
@@ -1981,13 +2344,23 @@
                 <w:lang w:val="en-US"/>
               </w:rPr>
             </w:pPr>
-            <w:r>
-              <w:rPr>
-                <w:rFonts w:ascii="Courier New" w:eastAsia="Times New Roman" w:hAnsi="Courier New" w:cs="Courier New"/>
-                <w:sz w:val="22"/>
-                <w:lang w:val="en-US"/>
-              </w:rPr>
-              <w:t>db.logs.aggregate([</w:t>
+            <w:proofErr w:type="spellStart"/>
+            <w:r>
+              <w:rPr>
+                <w:rFonts w:ascii="Courier New" w:eastAsia="Times New Roman" w:hAnsi="Courier New" w:cs="Courier New"/>
+                <w:sz w:val="22"/>
+                <w:lang w:val="en-US"/>
+              </w:rPr>
+              <w:t>db.logs.aggregate</w:t>
+            </w:r>
+            <w:proofErr w:type="spellEnd"/>
+            <w:r>
+              <w:rPr>
+                <w:rFonts w:ascii="Courier New" w:eastAsia="Times New Roman" w:hAnsi="Courier New" w:cs="Courier New"/>
+                <w:sz w:val="22"/>
+                <w:lang w:val="en-US"/>
+              </w:rPr>
+              <w:t>([</w:t>
             </w:r>
           </w:p>
           <w:p>
@@ -2095,7 +2468,25 @@
                 <w:sz w:val="22"/>
                 <w:lang w:val="en-US"/>
               </w:rPr>
-              <w:t xml:space="preserve">        day: { $dayOfMonth: "$timestamp" }</w:t>
+              <w:t xml:space="preserve">        day: { $</w:t>
+            </w:r>
+            <w:proofErr w:type="spellStart"/>
+            <w:r>
+              <w:rPr>
+                <w:rFonts w:ascii="Courier New" w:eastAsia="Times New Roman" w:hAnsi="Courier New" w:cs="Courier New"/>
+                <w:sz w:val="22"/>
+                <w:lang w:val="en-US"/>
+              </w:rPr>
+              <w:t>dayOfMonth</w:t>
+            </w:r>
+            <w:proofErr w:type="spellEnd"/>
+            <w:r>
+              <w:rPr>
+                <w:rFonts w:ascii="Courier New" w:eastAsia="Times New Roman" w:hAnsi="Courier New" w:cs="Courier New"/>
+                <w:sz w:val="22"/>
+                <w:lang w:val="en-US"/>
+              </w:rPr>
+              <w:t>: "$timestamp" }</w:t>
             </w:r>
           </w:p>
           <w:p>
@@ -2131,7 +2522,43 @@
                 <w:sz w:val="22"/>
                 <w:lang w:val="en-US"/>
               </w:rPr>
-              <w:t xml:space="preserve">      total_bytes: { $sum: "$bytes_transferred" }</w:t>
+              <w:t xml:space="preserve">      </w:t>
+            </w:r>
+            <w:proofErr w:type="spellStart"/>
+            <w:r>
+              <w:rPr>
+                <w:rFonts w:ascii="Courier New" w:eastAsia="Times New Roman" w:hAnsi="Courier New" w:cs="Courier New"/>
+                <w:sz w:val="22"/>
+                <w:lang w:val="en-US"/>
+              </w:rPr>
+              <w:t>total_bytes</w:t>
+            </w:r>
+            <w:proofErr w:type="spellEnd"/>
+            <w:r>
+              <w:rPr>
+                <w:rFonts w:ascii="Courier New" w:eastAsia="Times New Roman" w:hAnsi="Courier New" w:cs="Courier New"/>
+                <w:sz w:val="22"/>
+                <w:lang w:val="en-US"/>
+              </w:rPr>
+              <w:t>: { $sum: "$</w:t>
+            </w:r>
+            <w:proofErr w:type="spellStart"/>
+            <w:r>
+              <w:rPr>
+                <w:rFonts w:ascii="Courier New" w:eastAsia="Times New Roman" w:hAnsi="Courier New" w:cs="Courier New"/>
+                <w:sz w:val="22"/>
+                <w:lang w:val="en-US"/>
+              </w:rPr>
+              <w:t>bytes_transferred</w:t>
+            </w:r>
+            <w:proofErr w:type="spellEnd"/>
+            <w:r>
+              <w:rPr>
+                <w:rFonts w:ascii="Courier New" w:eastAsia="Times New Roman" w:hAnsi="Courier New" w:cs="Courier New"/>
+                <w:sz w:val="22"/>
+                <w:lang w:val="en-US"/>
+              </w:rPr>
+              <w:t>" }</w:t>
             </w:r>
           </w:p>
           <w:p>
@@ -2185,7 +2612,61 @@
                 <w:sz w:val="22"/>
                 <w:lang w:val="en-US"/>
               </w:rPr>
-              <w:t xml:space="preserve">  { $sort: { "_id.year": 1, "_id.month": 1, "_id.day": 1 } }</w:t>
+              <w:t xml:space="preserve">  { $sort: { "_</w:t>
+            </w:r>
+            <w:proofErr w:type="spellStart"/>
+            <w:r>
+              <w:rPr>
+                <w:rFonts w:ascii="Courier New" w:eastAsia="Times New Roman" w:hAnsi="Courier New" w:cs="Courier New"/>
+                <w:sz w:val="22"/>
+                <w:lang w:val="en-US"/>
+              </w:rPr>
+              <w:t>id.year</w:t>
+            </w:r>
+            <w:proofErr w:type="spellEnd"/>
+            <w:r>
+              <w:rPr>
+                <w:rFonts w:ascii="Courier New" w:eastAsia="Times New Roman" w:hAnsi="Courier New" w:cs="Courier New"/>
+                <w:sz w:val="22"/>
+                <w:lang w:val="en-US"/>
+              </w:rPr>
+              <w:t>": 1, "_</w:t>
+            </w:r>
+            <w:proofErr w:type="spellStart"/>
+            <w:r>
+              <w:rPr>
+                <w:rFonts w:ascii="Courier New" w:eastAsia="Times New Roman" w:hAnsi="Courier New" w:cs="Courier New"/>
+                <w:sz w:val="22"/>
+                <w:lang w:val="en-US"/>
+              </w:rPr>
+              <w:t>id.month</w:t>
+            </w:r>
+            <w:proofErr w:type="spellEnd"/>
+            <w:r>
+              <w:rPr>
+                <w:rFonts w:ascii="Courier New" w:eastAsia="Times New Roman" w:hAnsi="Courier New" w:cs="Courier New"/>
+                <w:sz w:val="22"/>
+                <w:lang w:val="en-US"/>
+              </w:rPr>
+              <w:t>": 1, "_</w:t>
+            </w:r>
+            <w:proofErr w:type="spellStart"/>
+            <w:r>
+              <w:rPr>
+                <w:rFonts w:ascii="Courier New" w:eastAsia="Times New Roman" w:hAnsi="Courier New" w:cs="Courier New"/>
+                <w:sz w:val="22"/>
+                <w:lang w:val="en-US"/>
+              </w:rPr>
+              <w:t>id.day</w:t>
+            </w:r>
+            <w:proofErr w:type="spellEnd"/>
+            <w:r>
+              <w:rPr>
+                <w:rFonts w:ascii="Courier New" w:eastAsia="Times New Roman" w:hAnsi="Courier New" w:cs="Courier New"/>
+                <w:sz w:val="22"/>
+                <w:lang w:val="en-US"/>
+              </w:rPr>
+              <w:t>": 1 } }</w:t>
             </w:r>
           </w:p>
           <w:p>
@@ -2243,13 +2724,23 @@
                 <w:lang w:val="en-US"/>
               </w:rPr>
             </w:pPr>
-            <w:r>
-              <w:rPr>
-                <w:rFonts w:ascii="Courier New" w:eastAsia="Times New Roman" w:hAnsi="Courier New" w:cs="Courier New"/>
-                <w:sz w:val="22"/>
-                <w:lang w:val="en-US"/>
-              </w:rPr>
-              <w:t>db.logs.aggregate([</w:t>
+            <w:proofErr w:type="spellStart"/>
+            <w:r>
+              <w:rPr>
+                <w:rFonts w:ascii="Courier New" w:eastAsia="Times New Roman" w:hAnsi="Courier New" w:cs="Courier New"/>
+                <w:sz w:val="22"/>
+                <w:lang w:val="en-US"/>
+              </w:rPr>
+              <w:t>db.logs.aggregate</w:t>
+            </w:r>
+            <w:proofErr w:type="spellEnd"/>
+            <w:r>
+              <w:rPr>
+                <w:rFonts w:ascii="Courier New" w:eastAsia="Times New Roman" w:hAnsi="Courier New" w:cs="Courier New"/>
+                <w:sz w:val="22"/>
+                <w:lang w:val="en-US"/>
+              </w:rPr>
+              <w:t>([</w:t>
             </w:r>
           </w:p>
           <w:p>
@@ -2357,7 +2848,25 @@
                 <w:sz w:val="22"/>
                 <w:lang w:val="en-US"/>
               </w:rPr>
-              <w:t xml:space="preserve">        day: { $dayOfMonth: "$timestamp" }</w:t>
+              <w:t xml:space="preserve">        day: { $</w:t>
+            </w:r>
+            <w:proofErr w:type="spellStart"/>
+            <w:r>
+              <w:rPr>
+                <w:rFonts w:ascii="Courier New" w:eastAsia="Times New Roman" w:hAnsi="Courier New" w:cs="Courier New"/>
+                <w:sz w:val="22"/>
+                <w:lang w:val="en-US"/>
+              </w:rPr>
+              <w:t>dayOfMonth</w:t>
+            </w:r>
+            <w:proofErr w:type="spellEnd"/>
+            <w:r>
+              <w:rPr>
+                <w:rFonts w:ascii="Courier New" w:eastAsia="Times New Roman" w:hAnsi="Courier New" w:cs="Courier New"/>
+                <w:sz w:val="22"/>
+                <w:lang w:val="en-US"/>
+              </w:rPr>
+              <w:t>: "$timestamp" }</w:t>
             </w:r>
           </w:p>
           <w:p>
@@ -2393,7 +2902,25 @@
                 <w:sz w:val="22"/>
                 <w:lang w:val="en-US"/>
               </w:rPr>
-              <w:t xml:space="preserve">      event_count: { $sum: 1 }</w:t>
+              <w:t xml:space="preserve">      </w:t>
+            </w:r>
+            <w:proofErr w:type="spellStart"/>
+            <w:r>
+              <w:rPr>
+                <w:rFonts w:ascii="Courier New" w:eastAsia="Times New Roman" w:hAnsi="Courier New" w:cs="Courier New"/>
+                <w:sz w:val="22"/>
+                <w:lang w:val="en-US"/>
+              </w:rPr>
+              <w:t>event_count</w:t>
+            </w:r>
+            <w:proofErr w:type="spellEnd"/>
+            <w:r>
+              <w:rPr>
+                <w:rFonts w:ascii="Courier New" w:eastAsia="Times New Roman" w:hAnsi="Courier New" w:cs="Courier New"/>
+                <w:sz w:val="22"/>
+                <w:lang w:val="en-US"/>
+              </w:rPr>
+              <w:t>: { $sum: 1 }</w:t>
             </w:r>
           </w:p>
           <w:p>
@@ -2429,7 +2956,6 @@
                 <w:sz w:val="22"/>
                 <w:lang w:val="en-US"/>
               </w:rPr>
-              <w:lastRenderedPageBreak/>
               <w:t xml:space="preserve">  },</w:t>
             </w:r>
           </w:p>
@@ -2448,7 +2974,61 @@
                 <w:sz w:val="22"/>
                 <w:lang w:val="en-US"/>
               </w:rPr>
-              <w:t xml:space="preserve">  { $sort: { "_id.year": 1, "_id.month": 1, "_id.day": 1 } }</w:t>
+              <w:t xml:space="preserve">  { $sort: { "_</w:t>
+            </w:r>
+            <w:proofErr w:type="spellStart"/>
+            <w:r>
+              <w:rPr>
+                <w:rFonts w:ascii="Courier New" w:eastAsia="Times New Roman" w:hAnsi="Courier New" w:cs="Courier New"/>
+                <w:sz w:val="22"/>
+                <w:lang w:val="en-US"/>
+              </w:rPr>
+              <w:t>id.year</w:t>
+            </w:r>
+            <w:proofErr w:type="spellEnd"/>
+            <w:r>
+              <w:rPr>
+                <w:rFonts w:ascii="Courier New" w:eastAsia="Times New Roman" w:hAnsi="Courier New" w:cs="Courier New"/>
+                <w:sz w:val="22"/>
+                <w:lang w:val="en-US"/>
+              </w:rPr>
+              <w:t>": 1, "_</w:t>
+            </w:r>
+            <w:proofErr w:type="spellStart"/>
+            <w:r>
+              <w:rPr>
+                <w:rFonts w:ascii="Courier New" w:eastAsia="Times New Roman" w:hAnsi="Courier New" w:cs="Courier New"/>
+                <w:sz w:val="22"/>
+                <w:lang w:val="en-US"/>
+              </w:rPr>
+              <w:t>id.month</w:t>
+            </w:r>
+            <w:proofErr w:type="spellEnd"/>
+            <w:r>
+              <w:rPr>
+                <w:rFonts w:ascii="Courier New" w:eastAsia="Times New Roman" w:hAnsi="Courier New" w:cs="Courier New"/>
+                <w:sz w:val="22"/>
+                <w:lang w:val="en-US"/>
+              </w:rPr>
+              <w:t>": 1, "_</w:t>
+            </w:r>
+            <w:proofErr w:type="spellStart"/>
+            <w:r>
+              <w:rPr>
+                <w:rFonts w:ascii="Courier New" w:eastAsia="Times New Roman" w:hAnsi="Courier New" w:cs="Courier New"/>
+                <w:sz w:val="22"/>
+                <w:lang w:val="en-US"/>
+              </w:rPr>
+              <w:t>id.day</w:t>
+            </w:r>
+            <w:proofErr w:type="spellEnd"/>
+            <w:r>
+              <w:rPr>
+                <w:rFonts w:ascii="Courier New" w:eastAsia="Times New Roman" w:hAnsi="Courier New" w:cs="Courier New"/>
+                <w:sz w:val="22"/>
+                <w:lang w:val="en-US"/>
+              </w:rPr>
+              <w:t>": 1 } }</w:t>
             </w:r>
           </w:p>
           <w:p>
@@ -2487,7 +3067,6 @@
                 <w:rFonts w:eastAsia="Times New Roman" w:cstheme="majorHAnsi"/>
                 <w:szCs w:val="28"/>
               </w:rPr>
-              <w:lastRenderedPageBreak/>
               <w:t>Считает количество всех событий за каждый день.</w:t>
             </w:r>
           </w:p>
@@ -2507,13 +3086,23 @@
                 <w:lang w:val="en-US"/>
               </w:rPr>
             </w:pPr>
-            <w:r>
-              <w:rPr>
-                <w:rFonts w:ascii="Courier New" w:eastAsia="Times New Roman" w:hAnsi="Courier New" w:cs="Courier New"/>
-                <w:sz w:val="22"/>
-                <w:lang w:val="en-US"/>
-              </w:rPr>
-              <w:t>db.logs.aggregate([</w:t>
+            <w:proofErr w:type="spellStart"/>
+            <w:r>
+              <w:rPr>
+                <w:rFonts w:ascii="Courier New" w:eastAsia="Times New Roman" w:hAnsi="Courier New" w:cs="Courier New"/>
+                <w:sz w:val="22"/>
+                <w:lang w:val="en-US"/>
+              </w:rPr>
+              <w:t>db.logs.aggregate</w:t>
+            </w:r>
+            <w:proofErr w:type="spellEnd"/>
+            <w:r>
+              <w:rPr>
+                <w:rFonts w:ascii="Courier New" w:eastAsia="Times New Roman" w:hAnsi="Courier New" w:cs="Courier New"/>
+                <w:sz w:val="22"/>
+                <w:lang w:val="en-US"/>
+              </w:rPr>
+              <w:t>([</w:t>
             </w:r>
           </w:p>
           <w:p>
@@ -2567,7 +3156,25 @@
                 <w:sz w:val="22"/>
                 <w:lang w:val="en-US"/>
               </w:rPr>
-              <w:t xml:space="preserve">      _id: "$source_ip",</w:t>
+              <w:t xml:space="preserve">      _id: "$</w:t>
+            </w:r>
+            <w:proofErr w:type="spellStart"/>
+            <w:r>
+              <w:rPr>
+                <w:rFonts w:ascii="Courier New" w:eastAsia="Times New Roman" w:hAnsi="Courier New" w:cs="Courier New"/>
+                <w:sz w:val="22"/>
+                <w:lang w:val="en-US"/>
+              </w:rPr>
+              <w:t>source_ip</w:t>
+            </w:r>
+            <w:proofErr w:type="spellEnd"/>
+            <w:r>
+              <w:rPr>
+                <w:rFonts w:ascii="Courier New" w:eastAsia="Times New Roman" w:hAnsi="Courier New" w:cs="Courier New"/>
+                <w:sz w:val="22"/>
+                <w:lang w:val="en-US"/>
+              </w:rPr>
+              <w:t>",</w:t>
             </w:r>
           </w:p>
           <w:p>
@@ -2585,7 +3192,43 @@
                 <w:sz w:val="22"/>
                 <w:lang w:val="en-US"/>
               </w:rPr>
-              <w:t xml:space="preserve">      total_bytes: { $sum: "$bytes_transferred" }</w:t>
+              <w:t xml:space="preserve">      </w:t>
+            </w:r>
+            <w:proofErr w:type="spellStart"/>
+            <w:r>
+              <w:rPr>
+                <w:rFonts w:ascii="Courier New" w:eastAsia="Times New Roman" w:hAnsi="Courier New" w:cs="Courier New"/>
+                <w:sz w:val="22"/>
+                <w:lang w:val="en-US"/>
+              </w:rPr>
+              <w:t>total_bytes</w:t>
+            </w:r>
+            <w:proofErr w:type="spellEnd"/>
+            <w:r>
+              <w:rPr>
+                <w:rFonts w:ascii="Courier New" w:eastAsia="Times New Roman" w:hAnsi="Courier New" w:cs="Courier New"/>
+                <w:sz w:val="22"/>
+                <w:lang w:val="en-US"/>
+              </w:rPr>
+              <w:t>: { $sum: "$</w:t>
+            </w:r>
+            <w:proofErr w:type="spellStart"/>
+            <w:r>
+              <w:rPr>
+                <w:rFonts w:ascii="Courier New" w:eastAsia="Times New Roman" w:hAnsi="Courier New" w:cs="Courier New"/>
+                <w:sz w:val="22"/>
+                <w:lang w:val="en-US"/>
+              </w:rPr>
+              <w:t>bytes_transferred</w:t>
+            </w:r>
+            <w:proofErr w:type="spellEnd"/>
+            <w:r>
+              <w:rPr>
+                <w:rFonts w:ascii="Courier New" w:eastAsia="Times New Roman" w:hAnsi="Courier New" w:cs="Courier New"/>
+                <w:sz w:val="22"/>
+                <w:lang w:val="en-US"/>
+              </w:rPr>
+              <w:t>" }</w:t>
             </w:r>
           </w:p>
           <w:p>
@@ -2639,7 +3282,25 @@
                 <w:sz w:val="22"/>
                 <w:lang w:val="en-US"/>
               </w:rPr>
-              <w:t xml:space="preserve">  { $sort: { total_bytes: -1 } },</w:t>
+              <w:t xml:space="preserve">  { $sort: { </w:t>
+            </w:r>
+            <w:proofErr w:type="spellStart"/>
+            <w:r>
+              <w:rPr>
+                <w:rFonts w:ascii="Courier New" w:eastAsia="Times New Roman" w:hAnsi="Courier New" w:cs="Courier New"/>
+                <w:sz w:val="22"/>
+                <w:lang w:val="en-US"/>
+              </w:rPr>
+              <w:t>total_bytes</w:t>
+            </w:r>
+            <w:proofErr w:type="spellEnd"/>
+            <w:r>
+              <w:rPr>
+                <w:rFonts w:ascii="Courier New" w:eastAsia="Times New Roman" w:hAnsi="Courier New" w:cs="Courier New"/>
+                <w:sz w:val="22"/>
+                <w:lang w:val="en-US"/>
+              </w:rPr>
+              <w:t>: -1 } },</w:t>
             </w:r>
           </w:p>
           <w:p>
@@ -2737,13 +3398,23 @@
                 <w:lang w:val="en-US"/>
               </w:rPr>
             </w:pPr>
-            <w:r>
-              <w:rPr>
-                <w:rFonts w:ascii="Courier New" w:eastAsia="Times New Roman" w:hAnsi="Courier New" w:cs="Courier New"/>
-                <w:sz w:val="22"/>
-                <w:lang w:val="en-US"/>
-              </w:rPr>
-              <w:t>db.logs.aggregate([</w:t>
+            <w:proofErr w:type="spellStart"/>
+            <w:r>
+              <w:rPr>
+                <w:rFonts w:ascii="Courier New" w:eastAsia="Times New Roman" w:hAnsi="Courier New" w:cs="Courier New"/>
+                <w:sz w:val="22"/>
+                <w:lang w:val="en-US"/>
+              </w:rPr>
+              <w:t>db.logs.aggregate</w:t>
+            </w:r>
+            <w:proofErr w:type="spellEnd"/>
+            <w:r>
+              <w:rPr>
+                <w:rFonts w:ascii="Courier New" w:eastAsia="Times New Roman" w:hAnsi="Courier New" w:cs="Courier New"/>
+                <w:sz w:val="22"/>
+                <w:lang w:val="en-US"/>
+              </w:rPr>
+              <w:t>([</w:t>
             </w:r>
           </w:p>
           <w:p>
@@ -2815,7 +3486,25 @@
                 <w:sz w:val="22"/>
                 <w:lang w:val="en-US"/>
               </w:rPr>
-              <w:t xml:space="preserve">      _id: "$log_type",</w:t>
+              <w:t xml:space="preserve">      _id: "$</w:t>
+            </w:r>
+            <w:proofErr w:type="spellStart"/>
+            <w:r>
+              <w:rPr>
+                <w:rFonts w:ascii="Courier New" w:eastAsia="Times New Roman" w:hAnsi="Courier New" w:cs="Courier New"/>
+                <w:sz w:val="22"/>
+                <w:lang w:val="en-US"/>
+              </w:rPr>
+              <w:t>log_type</w:t>
+            </w:r>
+            <w:proofErr w:type="spellEnd"/>
+            <w:r>
+              <w:rPr>
+                <w:rFonts w:ascii="Courier New" w:eastAsia="Times New Roman" w:hAnsi="Courier New" w:cs="Courier New"/>
+                <w:sz w:val="22"/>
+                <w:lang w:val="en-US"/>
+              </w:rPr>
+              <w:t>",</w:t>
             </w:r>
           </w:p>
           <w:p>
@@ -2833,7 +3522,25 @@
                 <w:sz w:val="22"/>
                 <w:lang w:val="en-US"/>
               </w:rPr>
-              <w:t xml:space="preserve">      blocked_count: { $sum: 1 }</w:t>
+              <w:t xml:space="preserve">      </w:t>
+            </w:r>
+            <w:proofErr w:type="spellStart"/>
+            <w:r>
+              <w:rPr>
+                <w:rFonts w:ascii="Courier New" w:eastAsia="Times New Roman" w:hAnsi="Courier New" w:cs="Courier New"/>
+                <w:sz w:val="22"/>
+                <w:lang w:val="en-US"/>
+              </w:rPr>
+              <w:t>blocked_count</w:t>
+            </w:r>
+            <w:proofErr w:type="spellEnd"/>
+            <w:r>
+              <w:rPr>
+                <w:rFonts w:ascii="Courier New" w:eastAsia="Times New Roman" w:hAnsi="Courier New" w:cs="Courier New"/>
+                <w:sz w:val="22"/>
+                <w:lang w:val="en-US"/>
+              </w:rPr>
+              <w:t>: { $sum: 1 }</w:t>
             </w:r>
           </w:p>
           <w:p>
@@ -2927,13 +3634,23 @@
                 <w:lang w:val="en-US"/>
               </w:rPr>
             </w:pPr>
-            <w:r>
-              <w:rPr>
-                <w:rFonts w:ascii="Courier New" w:eastAsia="Times New Roman" w:hAnsi="Courier New" w:cs="Courier New"/>
-                <w:sz w:val="22"/>
-                <w:lang w:val="en-US"/>
-              </w:rPr>
-              <w:t>db.logs.aggregate([</w:t>
+            <w:proofErr w:type="spellStart"/>
+            <w:r>
+              <w:rPr>
+                <w:rFonts w:ascii="Courier New" w:eastAsia="Times New Roman" w:hAnsi="Courier New" w:cs="Courier New"/>
+                <w:sz w:val="22"/>
+                <w:lang w:val="en-US"/>
+              </w:rPr>
+              <w:t>db.logs.aggregate</w:t>
+            </w:r>
+            <w:proofErr w:type="spellEnd"/>
+            <w:r>
+              <w:rPr>
+                <w:rFonts w:ascii="Courier New" w:eastAsia="Times New Roman" w:hAnsi="Courier New" w:cs="Courier New"/>
+                <w:sz w:val="22"/>
+                <w:lang w:val="en-US"/>
+              </w:rPr>
+              <w:t>([</w:t>
             </w:r>
           </w:p>
           <w:p>
@@ -2987,7 +3704,43 @@
                 <w:sz w:val="22"/>
                 <w:lang w:val="en-US"/>
               </w:rPr>
-              <w:t xml:space="preserve">      _id: { log_type: "$log_type", action: "$action" },</w:t>
+              <w:t xml:space="preserve">      _id: { </w:t>
+            </w:r>
+            <w:proofErr w:type="spellStart"/>
+            <w:r>
+              <w:rPr>
+                <w:rFonts w:ascii="Courier New" w:eastAsia="Times New Roman" w:hAnsi="Courier New" w:cs="Courier New"/>
+                <w:sz w:val="22"/>
+                <w:lang w:val="en-US"/>
+              </w:rPr>
+              <w:t>log_type</w:t>
+            </w:r>
+            <w:proofErr w:type="spellEnd"/>
+            <w:r>
+              <w:rPr>
+                <w:rFonts w:ascii="Courier New" w:eastAsia="Times New Roman" w:hAnsi="Courier New" w:cs="Courier New"/>
+                <w:sz w:val="22"/>
+                <w:lang w:val="en-US"/>
+              </w:rPr>
+              <w:t>: "$</w:t>
+            </w:r>
+            <w:proofErr w:type="spellStart"/>
+            <w:r>
+              <w:rPr>
+                <w:rFonts w:ascii="Courier New" w:eastAsia="Times New Roman" w:hAnsi="Courier New" w:cs="Courier New"/>
+                <w:sz w:val="22"/>
+                <w:lang w:val="en-US"/>
+              </w:rPr>
+              <w:t>log_type</w:t>
+            </w:r>
+            <w:proofErr w:type="spellEnd"/>
+            <w:r>
+              <w:rPr>
+                <w:rFonts w:ascii="Courier New" w:eastAsia="Times New Roman" w:hAnsi="Courier New" w:cs="Courier New"/>
+                <w:sz w:val="22"/>
+                <w:lang w:val="en-US"/>
+              </w:rPr>
+              <w:t>", action: "$action" },</w:t>
             </w:r>
           </w:p>
           <w:p>
@@ -3005,7 +3758,25 @@
                 <w:sz w:val="22"/>
                 <w:lang w:val="en-US"/>
               </w:rPr>
-              <w:t xml:space="preserve">      events_count: { $sum: 1 }</w:t>
+              <w:t xml:space="preserve">      </w:t>
+            </w:r>
+            <w:proofErr w:type="spellStart"/>
+            <w:r>
+              <w:rPr>
+                <w:rFonts w:ascii="Courier New" w:eastAsia="Times New Roman" w:hAnsi="Courier New" w:cs="Courier New"/>
+                <w:sz w:val="22"/>
+                <w:lang w:val="en-US"/>
+              </w:rPr>
+              <w:t>events_count</w:t>
+            </w:r>
+            <w:proofErr w:type="spellEnd"/>
+            <w:r>
+              <w:rPr>
+                <w:rFonts w:ascii="Courier New" w:eastAsia="Times New Roman" w:hAnsi="Courier New" w:cs="Courier New"/>
+                <w:sz w:val="22"/>
+                <w:lang w:val="en-US"/>
+              </w:rPr>
+              <w:t>: { $sum: 1 }</w:t>
             </w:r>
           </w:p>
           <w:p>
@@ -3059,7 +3830,43 @@
                 <w:sz w:val="22"/>
                 <w:lang w:val="en-US"/>
               </w:rPr>
-              <w:t xml:space="preserve">  { $sort: { "_id.log_type": 1, "_id.action": 1 } }</w:t>
+              <w:t xml:space="preserve">  { $sort: { "_</w:t>
+            </w:r>
+            <w:proofErr w:type="spellStart"/>
+            <w:r>
+              <w:rPr>
+                <w:rFonts w:ascii="Courier New" w:eastAsia="Times New Roman" w:hAnsi="Courier New" w:cs="Courier New"/>
+                <w:sz w:val="22"/>
+                <w:lang w:val="en-US"/>
+              </w:rPr>
+              <w:t>id.log_type</w:t>
+            </w:r>
+            <w:proofErr w:type="spellEnd"/>
+            <w:r>
+              <w:rPr>
+                <w:rFonts w:ascii="Courier New" w:eastAsia="Times New Roman" w:hAnsi="Courier New" w:cs="Courier New"/>
+                <w:sz w:val="22"/>
+                <w:lang w:val="en-US"/>
+              </w:rPr>
+              <w:t>": 1, "_</w:t>
+            </w:r>
+            <w:proofErr w:type="spellStart"/>
+            <w:r>
+              <w:rPr>
+                <w:rFonts w:ascii="Courier New" w:eastAsia="Times New Roman" w:hAnsi="Courier New" w:cs="Courier New"/>
+                <w:sz w:val="22"/>
+                <w:lang w:val="en-US"/>
+              </w:rPr>
+              <w:t>id.action</w:t>
+            </w:r>
+            <w:proofErr w:type="spellEnd"/>
+            <w:r>
+              <w:rPr>
+                <w:rFonts w:ascii="Courier New" w:eastAsia="Times New Roman" w:hAnsi="Courier New" w:cs="Courier New"/>
+                <w:sz w:val="22"/>
+                <w:lang w:val="en-US"/>
+              </w:rPr>
+              <w:t>": 1 } }</w:t>
             </w:r>
           </w:p>
           <w:p>
@@ -3098,7 +3905,39 @@
                 <w:rFonts w:eastAsia="Times New Roman" w:cstheme="majorHAnsi"/>
                 <w:szCs w:val="28"/>
               </w:rPr>
-              <w:t>Количество событий по типу лога и действию (blocked/allowed).</w:t>
+              <w:t>Количество событий по типу лога и действию (</w:t>
+            </w:r>
+            <w:proofErr w:type="spellStart"/>
+            <w:r>
+              <w:rPr>
+                <w:rFonts w:eastAsia="Times New Roman" w:cstheme="majorHAnsi"/>
+                <w:szCs w:val="28"/>
+              </w:rPr>
+              <w:t>blocked</w:t>
+            </w:r>
+            <w:proofErr w:type="spellEnd"/>
+            <w:r>
+              <w:rPr>
+                <w:rFonts w:eastAsia="Times New Roman" w:cstheme="majorHAnsi"/>
+                <w:szCs w:val="28"/>
+              </w:rPr>
+              <w:t>/</w:t>
+            </w:r>
+            <w:proofErr w:type="spellStart"/>
+            <w:r>
+              <w:rPr>
+                <w:rFonts w:eastAsia="Times New Roman" w:cstheme="majorHAnsi"/>
+                <w:szCs w:val="28"/>
+              </w:rPr>
+              <w:t>allowed</w:t>
+            </w:r>
+            <w:proofErr w:type="spellEnd"/>
+            <w:r>
+              <w:rPr>
+                <w:rFonts w:eastAsia="Times New Roman" w:cstheme="majorHAnsi"/>
+                <w:szCs w:val="28"/>
+              </w:rPr>
+              <w:t>).</w:t>
             </w:r>
           </w:p>
         </w:tc>
@@ -3117,13 +3956,23 @@
                 <w:lang w:val="en-US"/>
               </w:rPr>
             </w:pPr>
-            <w:r>
-              <w:rPr>
-                <w:rFonts w:ascii="Courier New" w:eastAsia="Times New Roman" w:hAnsi="Courier New" w:cs="Courier New"/>
-                <w:sz w:val="22"/>
-                <w:lang w:val="en-US"/>
-              </w:rPr>
-              <w:t>db.logs.aggregate([</w:t>
+            <w:proofErr w:type="spellStart"/>
+            <w:r>
+              <w:rPr>
+                <w:rFonts w:ascii="Courier New" w:eastAsia="Times New Roman" w:hAnsi="Courier New" w:cs="Courier New"/>
+                <w:sz w:val="22"/>
+                <w:lang w:val="en-US"/>
+              </w:rPr>
+              <w:t>db.logs.aggregate</w:t>
+            </w:r>
+            <w:proofErr w:type="spellEnd"/>
+            <w:r>
+              <w:rPr>
+                <w:rFonts w:ascii="Courier New" w:eastAsia="Times New Roman" w:hAnsi="Courier New" w:cs="Courier New"/>
+                <w:sz w:val="22"/>
+                <w:lang w:val="en-US"/>
+              </w:rPr>
+              <w:t>([</w:t>
             </w:r>
           </w:p>
           <w:p>
@@ -3177,7 +4026,43 @@
                 <w:sz w:val="22"/>
                 <w:lang w:val="en-US"/>
               </w:rPr>
-              <w:t xml:space="preserve">      _id: { protocol: "$protocol", threat_type: "$threat_type" },</w:t>
+              <w:t xml:space="preserve">      _id: { protocol: "$protocol", </w:t>
+            </w:r>
+            <w:proofErr w:type="spellStart"/>
+            <w:r>
+              <w:rPr>
+                <w:rFonts w:ascii="Courier New" w:eastAsia="Times New Roman" w:hAnsi="Courier New" w:cs="Courier New"/>
+                <w:sz w:val="22"/>
+                <w:lang w:val="en-US"/>
+              </w:rPr>
+              <w:t>threat_type</w:t>
+            </w:r>
+            <w:proofErr w:type="spellEnd"/>
+            <w:r>
+              <w:rPr>
+                <w:rFonts w:ascii="Courier New" w:eastAsia="Times New Roman" w:hAnsi="Courier New" w:cs="Courier New"/>
+                <w:sz w:val="22"/>
+                <w:lang w:val="en-US"/>
+              </w:rPr>
+              <w:t>: "$</w:t>
+            </w:r>
+            <w:proofErr w:type="spellStart"/>
+            <w:r>
+              <w:rPr>
+                <w:rFonts w:ascii="Courier New" w:eastAsia="Times New Roman" w:hAnsi="Courier New" w:cs="Courier New"/>
+                <w:sz w:val="22"/>
+                <w:lang w:val="en-US"/>
+              </w:rPr>
+              <w:t>threat_type</w:t>
+            </w:r>
+            <w:proofErr w:type="spellEnd"/>
+            <w:r>
+              <w:rPr>
+                <w:rFonts w:ascii="Courier New" w:eastAsia="Times New Roman" w:hAnsi="Courier New" w:cs="Courier New"/>
+                <w:sz w:val="22"/>
+                <w:lang w:val="en-US"/>
+              </w:rPr>
+              <w:t>" },</w:t>
             </w:r>
           </w:p>
           <w:p>
@@ -3195,7 +4080,43 @@
                 <w:sz w:val="22"/>
                 <w:lang w:val="en-US"/>
               </w:rPr>
-              <w:t xml:space="preserve">      total_bytes: { $sum: "$bytes_transferred" }</w:t>
+              <w:t xml:space="preserve">      </w:t>
+            </w:r>
+            <w:proofErr w:type="spellStart"/>
+            <w:r>
+              <w:rPr>
+                <w:rFonts w:ascii="Courier New" w:eastAsia="Times New Roman" w:hAnsi="Courier New" w:cs="Courier New"/>
+                <w:sz w:val="22"/>
+                <w:lang w:val="en-US"/>
+              </w:rPr>
+              <w:t>total_bytes</w:t>
+            </w:r>
+            <w:proofErr w:type="spellEnd"/>
+            <w:r>
+              <w:rPr>
+                <w:rFonts w:ascii="Courier New" w:eastAsia="Times New Roman" w:hAnsi="Courier New" w:cs="Courier New"/>
+                <w:sz w:val="22"/>
+                <w:lang w:val="en-US"/>
+              </w:rPr>
+              <w:t>: { $sum: "$</w:t>
+            </w:r>
+            <w:proofErr w:type="spellStart"/>
+            <w:r>
+              <w:rPr>
+                <w:rFonts w:ascii="Courier New" w:eastAsia="Times New Roman" w:hAnsi="Courier New" w:cs="Courier New"/>
+                <w:sz w:val="22"/>
+                <w:lang w:val="en-US"/>
+              </w:rPr>
+              <w:t>bytes_transferred</w:t>
+            </w:r>
+            <w:proofErr w:type="spellEnd"/>
+            <w:r>
+              <w:rPr>
+                <w:rFonts w:ascii="Courier New" w:eastAsia="Times New Roman" w:hAnsi="Courier New" w:cs="Courier New"/>
+                <w:sz w:val="22"/>
+                <w:lang w:val="en-US"/>
+              </w:rPr>
+              <w:t>" }</w:t>
             </w:r>
           </w:p>
           <w:p>
@@ -3385,7 +4306,6 @@
           <w:noProof/>
           <w:szCs w:val="28"/>
         </w:rPr>
-        <w:lastRenderedPageBreak/>
         <mc:AlternateContent>
           <mc:Choice Requires="wps">
             <w:drawing>
@@ -4137,7 +5057,6 @@
                 <w:rFonts w:cstheme="majorHAnsi"/>
                 <w:szCs w:val="28"/>
               </w:rPr>
-              <w:lastRenderedPageBreak/>
               <w:t xml:space="preserve">Топ-5 </w:t>
             </w:r>
             <w:r>
@@ -4220,7 +5139,39 @@
                 <w:rFonts w:cstheme="majorHAnsi"/>
                 <w:szCs w:val="28"/>
               </w:rPr>
-              <w:t>Количество событий по типу лога и действию (blocked/allowed).</w:t>
+              <w:t>Количество событий по типу лога и действию (</w:t>
+            </w:r>
+            <w:proofErr w:type="spellStart"/>
+            <w:r>
+              <w:rPr>
+                <w:rFonts w:cstheme="majorHAnsi"/>
+                <w:szCs w:val="28"/>
+              </w:rPr>
+              <w:t>blocked</w:t>
+            </w:r>
+            <w:proofErr w:type="spellEnd"/>
+            <w:r>
+              <w:rPr>
+                <w:rFonts w:cstheme="majorHAnsi"/>
+                <w:szCs w:val="28"/>
+              </w:rPr>
+              <w:t>/</w:t>
+            </w:r>
+            <w:proofErr w:type="spellStart"/>
+            <w:r>
+              <w:rPr>
+                <w:rFonts w:cstheme="majorHAnsi"/>
+                <w:szCs w:val="28"/>
+              </w:rPr>
+              <w:t>allowed</w:t>
+            </w:r>
+            <w:proofErr w:type="spellEnd"/>
+            <w:r>
+              <w:rPr>
+                <w:rFonts w:cstheme="majorHAnsi"/>
+                <w:szCs w:val="28"/>
+              </w:rPr>
+              <w:t>).</w:t>
             </w:r>
           </w:p>
         </w:tc>
@@ -4387,12 +5338,52 @@
     </w:p>
     <w:p>
       <w:r>
-        <w:t>В ходе лабораторной работы была разработана аналитическая система на основе специализированной нереляционной СУБД MongoDB. Для датасета объёмом 6 млн записей построена документ-ориентированная схема данных, выполнено заполнение коллекции, реализованы все аналитические запросы из лабораторной работы №1 и созданы индексы на ключевых полях для повышения производительности.</w:t>
-      </w:r>
-    </w:p>
-    <w:p>
-      <w:r>
-        <w:t>Сравнение с реляционной схемой типа «звезда» в PostgreSQL показало, что реляционная модель быстрее выполняет большинство агрегированных запросов, особенно по датам, тогда как MongoDB эффективна для фильтрации и подсчёта событий по отдельным полям. Работа позволила получить практические навыки разработки аналитических приложений на специализированной СУБД и оценить влияние структуры данных и индексов на производительность запросов.</w:t>
+        <w:t xml:space="preserve">В ходе лабораторной работы была разработана аналитическая система на основе специализированной </w:t>
+      </w:r>
+      <w:proofErr w:type="spellStart"/>
+      <w:r>
+        <w:t>нереляционной</w:t>
+      </w:r>
+      <w:proofErr w:type="spellEnd"/>
+      <w:r>
+        <w:t xml:space="preserve"> СУБД </w:t>
+      </w:r>
+      <w:proofErr w:type="spellStart"/>
+      <w:r>
+        <w:t>MongoDB</w:t>
+      </w:r>
+      <w:proofErr w:type="spellEnd"/>
+      <w:r>
+        <w:t xml:space="preserve">. Для </w:t>
+      </w:r>
+      <w:proofErr w:type="spellStart"/>
+      <w:r>
+        <w:t>датасета</w:t>
+      </w:r>
+      <w:proofErr w:type="spellEnd"/>
+      <w:r>
+        <w:t xml:space="preserve"> объёмом 6 млн записей построена документ-ориентированная схема данных, выполнено заполнение коллекции, реализованы все аналитические запросы из лабораторной работы №1 и созданы индексы на ключевых полях для повышения производительности.</w:t>
+      </w:r>
+    </w:p>
+    <w:p>
+      <w:r>
+        <w:t xml:space="preserve">Сравнение с реляционной схемой типа «звезда» в </w:t>
+      </w:r>
+      <w:proofErr w:type="spellStart"/>
+      <w:r>
+        <w:t>PostgreSQL</w:t>
+      </w:r>
+      <w:proofErr w:type="spellEnd"/>
+      <w:r>
+        <w:t xml:space="preserve"> показало, что реляционная модель быстрее выполняет большинство агрегированных запросов, особенно по датам, тогда как </w:t>
+      </w:r>
+      <w:proofErr w:type="spellStart"/>
+      <w:r>
+        <w:t>MongoDB</w:t>
+      </w:r>
+      <w:proofErr w:type="spellEnd"/>
+      <w:r>
+        <w:t xml:space="preserve"> эффективна для фильтрации и подсчёта событий по отдельным полям. Работа позволила получить практические навыки разработки аналитических приложений на специализированной СУБД и оценить влияние структуры данных и индексов на производительность запросов.</w:t>
       </w:r>
     </w:p>
     <w:sectPr>
